--- a/outputs/word_tables/Table4_kappa.docx
+++ b/outputs/word_tables/Table4_kappa.docx
@@ -12,7 +12,7 @@
           <w:b/>
           <w:sz w:val="22"/>
         </w:rPr>
-        <w:t>Table 4. Agreement (Cohen's κ) against six reference standards.</w:t>
+        <w:t>Table 4. Agreement (Cohen’s κ) against six reference standards.</w:t>
       </w:r>
     </w:p>
     <w:tbl>
@@ -37,9 +37,6 @@
             <w:shd w:val="clear" w:color="auto" w:fill="D9E2F3"/>
           </w:tcPr>
           <w:p>
-            <w:pPr>
-              <w:jc w:val="center"/>
-            </w:pPr>
             <w:r/>
             <w:r>
               <w:rPr>
@@ -841,7 +838,7 @@
           <w:i/>
           <w:sz w:val="18"/>
         </w:rPr>
-        <w:t>Cohen's κ of the dichotomised FBI total against six reference standards, at the proposed (≥9) and legacy (≥25) cut-offs. Δκ = improvement with the new cut-off. n = 345 for all comparisons.</w:t>
+        <w:t>Cohen’s κ of the dichotomised FBI total against six reference standards, at the proposed (≥9) and legacy (≥25) cut-offs. Δκ = improvement with the new cut-off. n = 345 for all comparisons.</w:t>
       </w:r>
     </w:p>
     <w:sectPr>
